--- a/app/docx_templates/IMAGEM.docx
+++ b/app/docx_templates/IMAGEM.docx
@@ -236,7 +236,16 @@
         <w:t xml:space="preserve">lado </w:t>
       </w:r>
       <w:r>
-        <w:t xml:space="preserve">&lt;name_id&gt; </w:t>
+        <w:t>{{</w:t>
+      </w:r>
+      <w:r>
+        <w:t>name_id</w:t>
+      </w:r>
+      <w:r>
+        <w:t>}}</w:t>
+      </w:r>
+      <w:r>
+        <w:t xml:space="preserve"> </w:t>
       </w:r>
       <w:r>
         <w:t>de nacionalidade</w:t>
@@ -251,7 +260,19 @@
         <w:rPr>
           <w:u w:val="single"/>
         </w:rPr>
-        <w:t>&lt;nacionalidade_id&gt;</w:t>
+        <w:t>{{</w:t>
+      </w:r>
+      <w:r>
+        <w:rPr>
+          <w:u w:val="single"/>
+        </w:rPr>
+        <w:t>nacionalidade_id</w:t>
+      </w:r>
+      <w:r>
+        <w:rPr>
+          <w:u w:val="single"/>
+        </w:rPr>
+        <w:t>}}</w:t>
       </w:r>
       <w:r>
         <w:t>, estado civil</w:t>
@@ -266,7 +287,25 @@
         <w:rPr>
           <w:u w:val="single"/>
         </w:rPr>
-        <w:t xml:space="preserve">&lt;estadocivil_id&gt; </w:t>
+        <w:t>{{</w:t>
+      </w:r>
+      <w:r>
+        <w:rPr>
+          <w:u w:val="single"/>
+        </w:rPr>
+        <w:t>estadocivil_id</w:t>
+      </w:r>
+      <w:r>
+        <w:rPr>
+          <w:u w:val="single"/>
+        </w:rPr>
+        <w:t>}}</w:t>
+      </w:r>
+      <w:r>
+        <w:rPr>
+          <w:u w:val="single"/>
+        </w:rPr>
+        <w:t xml:space="preserve"> </w:t>
       </w:r>
       <w:r>
         <w:t xml:space="preserve">, profissão </w:t>
@@ -276,7 +315,21 @@
           <w:spacing w:val="-4"/>
           <w:u w:val="single"/>
         </w:rPr>
-        <w:t>&lt;cargo_id&gt;</w:t>
+        <w:t>{{</w:t>
+      </w:r>
+      <w:r>
+        <w:rPr>
+          <w:spacing w:val="-4"/>
+          <w:u w:val="single"/>
+        </w:rPr>
+        <w:t>cargo_id</w:t>
+      </w:r>
+      <w:r>
+        <w:rPr>
+          <w:spacing w:val="-4"/>
+          <w:u w:val="single"/>
+        </w:rPr>
+        <w:t>}}</w:t>
       </w:r>
       <w:r>
         <w:rPr>
@@ -359,10 +412,31 @@
       </w:r>
       <w:r>
         <w:rPr>
+          <w:spacing w:val="-4"/>
+          <w:u w:val="single"/>
+        </w:rPr>
+        <w:t>{{</w:t>
+      </w:r>
+      <w:r>
+        <w:rPr>
           <w:rFonts w:ascii="Arial MT" w:hAnsi="Arial MT"/>
           <w:spacing w:val="-4"/>
         </w:rPr>
-        <w:t xml:space="preserve">&lt;cpf_id&gt; </w:t>
+        <w:t>cpf_id</w:t>
+      </w:r>
+      <w:r>
+        <w:rPr>
+          <w:spacing w:val="-4"/>
+          <w:u w:val="single"/>
+        </w:rPr>
+        <w:t>}}</w:t>
+      </w:r>
+      <w:r>
+        <w:rPr>
+          <w:rFonts w:ascii="Arial MT" w:hAnsi="Arial MT"/>
+          <w:spacing w:val="-4"/>
+        </w:rPr>
+        <w:t xml:space="preserve"> </w:t>
       </w:r>
       <w:r>
         <w:rPr>
@@ -402,10 +476,24 @@
       </w:r>
       <w:r>
         <w:rPr>
+          <w:spacing w:val="-4"/>
+          <w:u w:val="single"/>
+        </w:rPr>
+        <w:t>{{</w:t>
+      </w:r>
+      <w:r>
+        <w:rPr>
           <w:rFonts w:ascii="Arial MT" w:hAnsi="Arial MT"/>
           <w:spacing w:val="-4"/>
         </w:rPr>
-        <w:t>&lt;rg_id&gt;</w:t>
+        <w:t>rg_id</w:t>
+      </w:r>
+      <w:r>
+        <w:rPr>
+          <w:spacing w:val="-4"/>
+          <w:u w:val="single"/>
+        </w:rPr>
+        <w:t>}}</w:t>
       </w:r>
       <w:r>
         <w:rPr>
@@ -430,22 +518,46 @@
         <w:t xml:space="preserve">emissor </w:t>
       </w:r>
       <w:r>
-        <w:t>&lt;</w:t>
-      </w:r>
+        <w:rPr>
+          <w:spacing w:val="-4"/>
+          <w:u w:val="single"/>
+        </w:rPr>
+        <w:t>{{</w:t>
+      </w:r>
+      <w:proofErr w:type="spellStart"/>
       <w:r>
         <w:rPr>
           <w:lang w:val="pt-BR"/>
         </w:rPr>
         <w:t>orgao_id</w:t>
       </w:r>
-      <w:r>
-        <w:t>&gt;</w:t>
+      <w:proofErr w:type="spellEnd"/>
+      <w:r>
+        <w:rPr>
+          <w:spacing w:val="-4"/>
+          <w:u w:val="single"/>
+        </w:rPr>
+        <w:t>}}</w:t>
       </w:r>
       <w:r>
         <w:t xml:space="preserve">, residente e domiciliado(a) na </w:t>
       </w:r>
       <w:r>
-        <w:t>&lt;endereco_id&gt;</w:t>
+        <w:rPr>
+          <w:spacing w:val="-4"/>
+          <w:u w:val="single"/>
+        </w:rPr>
+        <w:t>{{</w:t>
+      </w:r>
+      <w:r>
+        <w:t>endereco_id</w:t>
+      </w:r>
+      <w:r>
+        <w:rPr>
+          <w:spacing w:val="-4"/>
+          <w:u w:val="single"/>
+        </w:rPr>
+        <w:t>}}</w:t>
       </w:r>
       <w:r>
         <w:t>,</w:t>
@@ -529,7 +641,21 @@
         <w:t xml:space="preserve">lado, </w:t>
       </w:r>
       <w:r>
-        <w:t>&lt;empresa_id&gt;</w:t>
+        <w:rPr>
+          <w:spacing w:val="-4"/>
+          <w:u w:val="single"/>
+        </w:rPr>
+        <w:t>{{</w:t>
+      </w:r>
+      <w:r>
+        <w:t>empresa_id</w:t>
+      </w:r>
+      <w:r>
+        <w:rPr>
+          <w:spacing w:val="-4"/>
+          <w:u w:val="single"/>
+        </w:rPr>
+        <w:t>}}</w:t>
       </w:r>
       <w:r>
         <w:rPr>
@@ -574,7 +700,21 @@
         <w:t xml:space="preserve"> </w:t>
       </w:r>
       <w:r>
-        <w:t>&lt;cnpj_id&gt;</w:t>
+        <w:rPr>
+          <w:spacing w:val="-4"/>
+          <w:u w:val="single"/>
+        </w:rPr>
+        <w:t>{{</w:t>
+      </w:r>
+      <w:r>
+        <w:t>cnpj_id</w:t>
+      </w:r>
+      <w:r>
+        <w:rPr>
+          <w:spacing w:val="-4"/>
+          <w:u w:val="single"/>
+        </w:rPr>
+        <w:t>}}</w:t>
       </w:r>
       <w:r>
         <w:rPr>
@@ -4257,7 +4397,21 @@
         <w:t xml:space="preserve"> </w:t>
       </w:r>
       <w:r>
-        <w:t>&lt;mes_id&gt;</w:t>
+        <w:rPr>
+          <w:spacing w:val="-4"/>
+          <w:u w:val="single"/>
+        </w:rPr>
+        <w:t>{{</w:t>
+      </w:r>
+      <w:r>
+        <w:t>mes_id</w:t>
+      </w:r>
+      <w:r>
+        <w:rPr>
+          <w:spacing w:val="-4"/>
+          <w:u w:val="single"/>
+        </w:rPr>
+        <w:t>}}</w:t>
       </w:r>
       <w:r>
         <w:rPr>
@@ -4397,7 +4551,7 @@
         </mc:Choice>
         <mc:Fallback>
           <w:pict>
-            <v:shape w14:anchorId="76E8AF3C" id="Graphic 1" o:spid="_x0000_s1026" style="position:absolute;margin-left:172.45pt;margin-top:783.6pt;width:279.15pt;height:.1pt;z-index:-15757824;visibility:visible;mso-wrap-style:square;mso-wrap-distance-left:0;mso-wrap-distance-top:0;mso-wrap-distance-right:0;mso-wrap-distance-bottom:0;mso-position-horizontal:absolute;mso-position-horizontal-relative:page;mso-position-vertical:absolute;mso-position-vertical-relative:page;v-text-anchor:top" coordsize="3545204,1270" o:gfxdata="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" path="m,l1598676,em1601723,l3544824,e" filled="f" strokeweight=".48pt">
+            <v:shape w14:anchorId="4F1918B5" id="Graphic 1" o:spid="_x0000_s1026" style="position:absolute;margin-left:172.45pt;margin-top:783.6pt;width:279.15pt;height:.1pt;z-index:-15757824;visibility:visible;mso-wrap-style:square;mso-wrap-distance-left:0;mso-wrap-distance-top:0;mso-wrap-distance-right:0;mso-wrap-distance-bottom:0;mso-position-horizontal:absolute;mso-position-horizontal-relative:page;mso-position-vertical:absolute;mso-position-vertical-relative:page;v-text-anchor:top" coordsize="3545204,1270" o:gfxdata="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" path="m,l1598676,em1601723,l3544824,e" filled="f" strokeweight=".48pt">
               <v:path arrowok="t"/>
               <w10:wrap anchorx="page" anchory="page"/>
             </v:shape>
@@ -5092,6 +5246,7 @@
   <w:style w:type="character" w:default="1" w:styleId="Fontepargpadro">
     <w:name w:val="Default Paragraph Font"/>
     <w:uiPriority w:val="1"/>
+    <w:semiHidden/>
     <w:unhideWhenUsed/>
   </w:style>
   <w:style w:type="table" w:default="1" w:styleId="Tabelanormal">

--- a/app/docx_templates/IMAGEM.docx
+++ b/app/docx_templates/IMAGEM.docx
@@ -524,14 +524,12 @@
         </w:rPr>
         <w:t>{{</w:t>
       </w:r>
-      <w:proofErr w:type="spellStart"/>
       <w:r>
         <w:rPr>
           <w:lang w:val="pt-BR"/>
         </w:rPr>
         <w:t>orgao_id</w:t>
       </w:r>
-      <w:proofErr w:type="spellEnd"/>
       <w:r>
         <w:rPr>
           <w:spacing w:val="-4"/>
@@ -4387,46 +4385,36 @@
         <w:t>Novas/GO,</w:t>
       </w:r>
       <w:r>
-        <w:tab/>
-        <w:t>de</w:t>
-      </w:r>
-      <w:r>
-        <w:rPr>
-          <w:spacing w:val="-1"/>
-        </w:rPr>
-        <w:t xml:space="preserve"> </w:t>
-      </w:r>
-      <w:r>
-        <w:rPr>
-          <w:spacing w:val="-4"/>
+        <w:rPr>
+          <w:rFonts w:ascii="Arial MT"/>
+          <w:sz w:val="22"/>
+          <w:szCs w:val="22"/>
+        </w:rPr>
+        <w:t xml:space="preserve"> </w:t>
+      </w:r>
+      <w:r>
+        <w:t>{{</w:t>
+      </w:r>
+      <w:r>
+        <w:rPr>
           <w:u w:val="single"/>
         </w:rPr>
-        <w:t>{{</w:t>
-      </w:r>
-      <w:r>
-        <w:t>mes_id</w:t>
-      </w:r>
-      <w:r>
-        <w:rPr>
-          <w:spacing w:val="-4"/>
+        <w:t>datetoday_id</w:t>
+      </w:r>
+      <w:r>
+        <w:t>}}</w:t>
+      </w:r>
+      <w:r>
+        <w:rPr>
           <w:u w:val="single"/>
         </w:rPr>
-        <w:t>}}</w:t>
-      </w:r>
-      <w:r>
-        <w:rPr>
-          <w:spacing w:val="-1"/>
-        </w:rPr>
-        <w:t xml:space="preserve"> </w:t>
-      </w:r>
-      <w:r>
-        <w:t xml:space="preserve">de </w:t>
-      </w:r>
-      <w:r>
-        <w:rPr>
-          <w:spacing w:val="-4"/>
-        </w:rPr>
-        <w:t>2025</w:t>
+        <w:t xml:space="preserve"> </w:t>
+      </w:r>
+      <w:r>
+        <w:rPr>
+          <w:u w:val="single"/>
+        </w:rPr>
+        <w:t>.</w:t>
       </w:r>
     </w:p>
     <w:sectPr>
@@ -4551,7 +4539,7 @@
         </mc:Choice>
         <mc:Fallback>
           <w:pict>
-            <v:shape w14:anchorId="4F1918B5" id="Graphic 1" o:spid="_x0000_s1026" style="position:absolute;margin-left:172.45pt;margin-top:783.6pt;width:279.15pt;height:.1pt;z-index:-15757824;visibility:visible;mso-wrap-style:square;mso-wrap-distance-left:0;mso-wrap-distance-top:0;mso-wrap-distance-right:0;mso-wrap-distance-bottom:0;mso-position-horizontal:absolute;mso-position-horizontal-relative:page;mso-position-vertical:absolute;mso-position-vertical-relative:page;v-text-anchor:top" coordsize="3545204,1270" o:gfxdata="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" path="m,l1598676,em1601723,l3544824,e" filled="f" strokeweight=".48pt">
+            <v:shape w14:anchorId="2E9755A1" id="Graphic 1" o:spid="_x0000_s1026" style="position:absolute;margin-left:172.45pt;margin-top:783.6pt;width:279.15pt;height:.1pt;z-index:-15757824;visibility:visible;mso-wrap-style:square;mso-wrap-distance-left:0;mso-wrap-distance-top:0;mso-wrap-distance-right:0;mso-wrap-distance-bottom:0;mso-position-horizontal:absolute;mso-position-horizontal-relative:page;mso-position-vertical:absolute;mso-position-vertical-relative:page;v-text-anchor:top" coordsize="3545204,1270" o:gfxdata="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" path="m,l1598676,em1601723,l3544824,e" filled="f" strokeweight=".48pt">
               <v:path arrowok="t"/>
               <w10:wrap anchorx="page" anchory="page"/>
             </v:shape>
@@ -5246,7 +5234,6 @@
   <w:style w:type="character" w:default="1" w:styleId="Fontepargpadro">
     <w:name w:val="Default Paragraph Font"/>
     <w:uiPriority w:val="1"/>
-    <w:semiHidden/>
     <w:unhideWhenUsed/>
   </w:style>
   <w:style w:type="table" w:default="1" w:styleId="Tabelanormal">
